--- a/subjects/9609 skeleton.docx
+++ b/subjects/9609 skeleton.docx
@@ -27,12 +27,6 @@
       </w:r>
     </w:p>
     <w:p>
-      <w:pPr/>
-      <w:r>
-        <w:t xml:space="preserve">Covers learning outcomes 1.1.1, 1.1.2, 1.1.3</w:t>
-      </w:r>
-    </w:p>
-    <w:p>
       <w:pPr>
         <w:pStyle w:val="Heading1"/>
       </w:pPr>
@@ -41,12 +35,6 @@
       </w:r>
     </w:p>
     <w:p>
-      <w:pPr/>
-      <w:r>
-        <w:t xml:space="preserve">Covers learning outcomes 1.2.1, 1.2.2</w:t>
-      </w:r>
-    </w:p>
-    <w:p>
       <w:pPr>
         <w:pStyle w:val="Heading1"/>
       </w:pPr>
@@ -55,12 +43,6 @@
       </w:r>
     </w:p>
     <w:p>
-      <w:pPr/>
-      <w:r>
-        <w:t xml:space="preserve">Covers learning outcomes 1.3.1, 1.3.2, 1.3.3</w:t>
-      </w:r>
-    </w:p>
-    <w:p>
       <w:pPr>
         <w:pStyle w:val="Heading1"/>
       </w:pPr>
@@ -69,12 +51,6 @@
       </w:r>
     </w:p>
     <w:p>
-      <w:pPr/>
-      <w:r>
-        <w:t xml:space="preserve">Covers learning outcomes 1.4.1, 1.4.2</w:t>
-      </w:r>
-    </w:p>
-    <w:p>
       <w:pPr>
         <w:pStyle w:val="Heading1"/>
       </w:pPr>
@@ -83,12 +59,6 @@
       </w:r>
     </w:p>
     <w:p>
-      <w:pPr/>
-      <w:r>
-        <w:t xml:space="preserve">Covers learning outcomes 1.5.1, 1.5.2</w:t>
-      </w:r>
-    </w:p>
-    <w:p>
       <w:pPr>
         <w:pStyle w:val="Heading1"/>
       </w:pPr>
@@ -121,12 +91,6 @@
       </w:r>
     </w:p>
     <w:p>
-      <w:pPr/>
-      <w:r>
-        <w:t xml:space="preserve">Covers learning outcomes 2.1.1, 2.1.2, 2.1.3, 2.1.4, 2.1.5, 2.1.6, 2.1.7</w:t>
-      </w:r>
-    </w:p>
-    <w:p>
       <w:pPr>
         <w:pStyle w:val="Heading1"/>
       </w:pPr>
@@ -135,12 +99,6 @@
       </w:r>
     </w:p>
     <w:p>
-      <w:pPr/>
-      <w:r>
-        <w:t xml:space="preserve">Covers learning outcomes 2.2.1, 2.2.2, 2.2.3, 2.2.4</w:t>
-      </w:r>
-    </w:p>
-    <w:p>
       <w:pPr>
         <w:pStyle w:val="Heading1"/>
       </w:pPr>
@@ -149,12 +107,6 @@
       </w:r>
     </w:p>
     <w:p>
-      <w:pPr/>
-      <w:r>
-        <w:t xml:space="preserve">Covers learning outcomes 2.3.1</w:t>
-      </w:r>
-    </w:p>
-    <w:p>
       <w:pPr>
         <w:pStyle w:val="Heading1"/>
       </w:pPr>
@@ -187,12 +139,6 @@
       </w:r>
     </w:p>
     <w:p>
-      <w:pPr/>
-      <w:r>
-        <w:t xml:space="preserve">Covers learning outcomes 3.1.1, 3.1.2, 3.1.3, 3.1.4, 3.1.5, 3.1.6, 3.1.7</w:t>
-      </w:r>
-    </w:p>
-    <w:p>
       <w:pPr>
         <w:pStyle w:val="Heading1"/>
       </w:pPr>
@@ -201,12 +147,6 @@
       </w:r>
     </w:p>
     <w:p>
-      <w:pPr/>
-      <w:r>
-        <w:t xml:space="preserve">Covers learning outcomes 3.2.1, 3.2.2, 3.2.3, 3.2.4</w:t>
-      </w:r>
-    </w:p>
-    <w:p>
       <w:pPr>
         <w:pStyle w:val="Heading1"/>
       </w:pPr>
@@ -215,12 +155,6 @@
       </w:r>
     </w:p>
     <w:p>
-      <w:pPr/>
-      <w:r>
-        <w:t xml:space="preserve">Covers learning outcomes 3.3.1, 3.3.2, 3.3.3, 3.3.4, 3.3.5, 3.3.6</w:t>
-      </w:r>
-    </w:p>
-    <w:p>
       <w:pPr>
         <w:pStyle w:val="Heading1"/>
       </w:pPr>
@@ -253,12 +187,6 @@
       </w:r>
     </w:p>
     <w:p>
-      <w:pPr/>
-      <w:r>
-        <w:t xml:space="preserve">Covers learning outcomes 4.1.1, 4.1.2, 4.1.3, 4.1.4</w:t>
-      </w:r>
-    </w:p>
-    <w:p>
       <w:pPr>
         <w:pStyle w:val="Heading1"/>
       </w:pPr>
@@ -267,12 +195,6 @@
       </w:r>
     </w:p>
     <w:p>
-      <w:pPr/>
-      <w:r>
-        <w:t xml:space="preserve">Covers learning outcomes 4.2.1, 4.2.2</w:t>
-      </w:r>
-    </w:p>
-    <w:p>
       <w:pPr>
         <w:pStyle w:val="Heading1"/>
       </w:pPr>
@@ -281,12 +203,6 @@
       </w:r>
     </w:p>
     <w:p>
-      <w:pPr/>
-      <w:r>
-        <w:t xml:space="preserve">Covers learning outcomes 4.3.1, 4.3.2</w:t>
-      </w:r>
-    </w:p>
-    <w:p>
       <w:pPr>
         <w:pStyle w:val="Heading1"/>
       </w:pPr>
@@ -319,12 +235,6 @@
       </w:r>
     </w:p>
     <w:p>
-      <w:pPr/>
-      <w:r>
-        <w:t xml:space="preserve">Covers learning outcomes 5.1.1, 5.1.2</w:t>
-      </w:r>
-    </w:p>
-    <w:p>
       <w:pPr>
         <w:pStyle w:val="Heading1"/>
       </w:pPr>
@@ -333,12 +243,6 @@
       </w:r>
     </w:p>
     <w:p>
-      <w:pPr/>
-      <w:r>
-        <w:t xml:space="preserve">Covers learning outcomes 5.2.1, 5.2.2, 5.2.3, 5.2.4</w:t>
-      </w:r>
-    </w:p>
-    <w:p>
       <w:pPr>
         <w:pStyle w:val="Heading1"/>
       </w:pPr>
@@ -347,12 +251,6 @@
       </w:r>
     </w:p>
     <w:p>
-      <w:pPr/>
-      <w:r>
-        <w:t xml:space="preserve">Covers learning outcomes 5.3.1</w:t>
-      </w:r>
-    </w:p>
-    <w:p>
       <w:pPr>
         <w:pStyle w:val="Heading1"/>
       </w:pPr>
@@ -361,12 +259,6 @@
       </w:r>
     </w:p>
     <w:p>
-      <w:pPr/>
-      <w:r>
-        <w:t xml:space="preserve">Covers learning outcomes 5.4.1, 5.4.2, 5.4.3, 5.4.4</w:t>
-      </w:r>
-    </w:p>
-    <w:p>
       <w:pPr>
         <w:pStyle w:val="Heading1"/>
       </w:pPr>
@@ -375,12 +267,6 @@
       </w:r>
     </w:p>
     <w:p>
-      <w:pPr/>
-      <w:r>
-        <w:t xml:space="preserve">Covers learning outcomes 5.5.1, 5.5.2</w:t>
-      </w:r>
-    </w:p>
-    <w:p>
       <w:pPr>
         <w:pStyle w:val="Heading1"/>
       </w:pPr>
@@ -413,12 +299,6 @@
       </w:r>
     </w:p>
     <w:p>
-      <w:pPr/>
-      <w:r>
-        <w:t xml:space="preserve">Covers learning outcomes 6.1.1, 6.1.2, 6.1.3, 6.1.4, 6.1.5, 6.1.6, 6.1.7</w:t>
-      </w:r>
-    </w:p>
-    <w:p>
       <w:pPr>
         <w:pStyle w:val="Heading1"/>
       </w:pPr>
@@ -427,12 +307,6 @@
       </w:r>
     </w:p>
     <w:p>
-      <w:pPr/>
-      <w:r>
-        <w:t xml:space="preserve">Covers learning outcomes 6.2.1, 6.2.2</w:t>
-      </w:r>
-    </w:p>
-    <w:p>
       <w:pPr>
         <w:pStyle w:val="Heading1"/>
       </w:pPr>
@@ -465,12 +339,6 @@
       </w:r>
     </w:p>
     <w:p>
-      <w:pPr/>
-      <w:r>
-        <w:t xml:space="preserve">Covers learning outcomes 7.1.1, 7.1.2, 7.1.3, 7.1.4, 7.1.5, 7.1.6</w:t>
-      </w:r>
-    </w:p>
-    <w:p>
       <w:pPr>
         <w:pStyle w:val="Heading1"/>
       </w:pPr>
@@ -479,12 +347,6 @@
       </w:r>
     </w:p>
     <w:p>
-      <w:pPr/>
-      <w:r>
-        <w:t xml:space="preserve">Covers learning outcomes 7.2.1, 7.2.2, 7.2.3, 7.2.4, 7.2.5</w:t>
-      </w:r>
-    </w:p>
-    <w:p>
       <w:pPr>
         <w:pStyle w:val="Heading1"/>
       </w:pPr>
@@ -493,12 +355,6 @@
       </w:r>
     </w:p>
     <w:p>
-      <w:pPr/>
-      <w:r>
-        <w:t xml:space="preserve">Covers learning outcomes 7.3.1, 7.3.2, 7.3.3</w:t>
-      </w:r>
-    </w:p>
-    <w:p>
       <w:pPr>
         <w:pStyle w:val="Heading1"/>
       </w:pPr>
@@ -507,12 +363,6 @@
       </w:r>
     </w:p>
     <w:p>
-      <w:pPr/>
-      <w:r>
-        <w:t xml:space="preserve">Covers learning outcomes 7.4.1</w:t>
-      </w:r>
-    </w:p>
-    <w:p>
       <w:pPr>
         <w:pStyle w:val="Heading1"/>
       </w:pPr>
@@ -545,12 +395,6 @@
       </w:r>
     </w:p>
     <w:p>
-      <w:pPr/>
-      <w:r>
-        <w:t xml:space="preserve">Covers learning outcomes 8.1.1, 8.1.2, 8.1.3</w:t>
-      </w:r>
-    </w:p>
-    <w:p>
       <w:pPr>
         <w:pStyle w:val="Heading1"/>
       </w:pPr>
@@ -559,12 +403,6 @@
       </w:r>
     </w:p>
     <w:p>
-      <w:pPr/>
-      <w:r>
-        <w:t xml:space="preserve">Covers learning outcomes 8.2.1, 8.2.2, 8.2.3</w:t>
-      </w:r>
-    </w:p>
-    <w:p>
       <w:pPr>
         <w:pStyle w:val="Heading1"/>
       </w:pPr>
@@ -597,12 +435,6 @@
       </w:r>
     </w:p>
     <w:p>
-      <w:pPr/>
-      <w:r>
-        <w:t xml:space="preserve">Covers learning outcomes 9.1.1, 9.1.2</w:t>
-      </w:r>
-    </w:p>
-    <w:p>
       <w:pPr>
         <w:pStyle w:val="Heading1"/>
       </w:pPr>
@@ -611,12 +443,6 @@
       </w:r>
     </w:p>
     <w:p>
-      <w:pPr/>
-      <w:r>
-        <w:t xml:space="preserve">Covers learning outcomes 9.2.1, 9.2.2</w:t>
-      </w:r>
-    </w:p>
-    <w:p>
       <w:pPr>
         <w:pStyle w:val="Heading1"/>
       </w:pPr>
@@ -625,12 +451,6 @@
       </w:r>
     </w:p>
     <w:p>
-      <w:pPr/>
-      <w:r>
-        <w:t xml:space="preserve">Covers learning outcomes 9.3.1, 9.3.2, 9.3.3, 9.3.4, 9.3.5</w:t>
-      </w:r>
-    </w:p>
-    <w:p>
       <w:pPr>
         <w:pStyle w:val="Heading1"/>
       </w:pPr>
@@ -663,12 +483,6 @@
       </w:r>
     </w:p>
     <w:p>
-      <w:pPr/>
-      <w:r>
-        <w:t xml:space="preserve">Covers learning outcomes 10.1.1, 10.1.2, 10.1.3, 10.1.4</w:t>
-      </w:r>
-    </w:p>
-    <w:p>
       <w:pPr>
         <w:pStyle w:val="Heading1"/>
       </w:pPr>
@@ -677,12 +491,6 @@
       </w:r>
     </w:p>
     <w:p>
-      <w:pPr/>
-      <w:r>
-        <w:t xml:space="preserve">Covers learning outcomes 10.2.1, 10.2.2, 10.2.3, 10.2.4, 10.2.5</w:t>
-      </w:r>
-    </w:p>
-    <w:p>
       <w:pPr>
         <w:pStyle w:val="Heading1"/>
       </w:pPr>
@@ -691,23 +499,11 @@
       </w:r>
     </w:p>
     <w:p>
-      <w:pPr/>
-      <w:r>
-        <w:t xml:space="preserve">Covers learning outcomes 10.3.1, 10.3.2, 10.3.3, 10.3.4</w:t>
-      </w:r>
-    </w:p>
-    <w:p>
       <w:pPr>
         <w:pStyle w:val="Heading1"/>
       </w:pPr>
       <w:r>
         <w:t xml:space="preserve">10.4 Finance and accounting strategy</w:t>
-      </w:r>
-    </w:p>
-    <w:p>
-      <w:pPr/>
-      <w:r>
-        <w:t xml:space="preserve">Covers learning outcomes 10.4.1, 10.4.2</w:t>
       </w:r>
     </w:p>
     <w:p>
